--- a/data/exports/kcet-statistics_revision_notes.docx
+++ b/data/exports/kcet-statistics_revision_notes.docx
@@ -189,7 +189,7 @@
                 <w:color w:val="2D3748"/>
                 <w:sz w:val="19"/>
               </w:rPr>
-              <w:t>Kcet Statistics - Core Application</w:t>
+              <w:t>Mean, Variance &amp; Standard Deviation</w:t>
             </w:r>
           </w:p>
         </w:tc>
@@ -230,7 +230,94 @@
                 <w:color w:val="718096"/>
                 <w:sz w:val="19"/>
               </w:rPr>
-              <w:t>General Concept</w:t>
+              <w:t>Dispersion</w:t>
+            </w:r>
+          </w:p>
+        </w:tc>
+      </w:tr>
+      <w:tr>
+        <w:tc>
+          <w:tcPr>
+            <w:tcW w:type="dxa" w:w="2160"/>
+            <w:shd w:fill="FFFFFF"/>
+            <w:tcMar>
+              <w:top w:w="80" w:type="dxa"/>
+              <w:bottom w:w="80" w:type="dxa"/>
+              <w:left w:w="150" w:type="dxa"/>
+              <w:right w:w="150" w:type="dxa"/>
+            </w:tcMar>
+          </w:tcPr>
+          <w:p>
+            <w:r>
+              <w:rPr>
+                <w:b/>
+                <w:color w:val="718096"/>
+                <w:sz w:val="19"/>
+              </w:rPr>
+              <w:t>Standard</w:t>
+            </w:r>
+          </w:p>
+        </w:tc>
+        <w:tc>
+          <w:tcPr>
+            <w:tcW w:type="dxa" w:w="4320"/>
+            <w:shd w:fill="FFFFFF"/>
+            <w:tcMar>
+              <w:top w:w="80" w:type="dxa"/>
+              <w:bottom w:w="80" w:type="dxa"/>
+              <w:left w:w="150" w:type="dxa"/>
+              <w:right w:w="150" w:type="dxa"/>
+            </w:tcMar>
+          </w:tcPr>
+          <w:p>
+            <w:r>
+              <w:rPr>
+                <w:b/>
+                <w:color w:val="2D3748"/>
+                <w:sz w:val="19"/>
+              </w:rPr>
+              <w:t>Measures of Central Tendency &amp; Median</w:t>
+            </w:r>
+          </w:p>
+        </w:tc>
+        <w:tc>
+          <w:tcPr>
+            <w:tcW w:type="dxa" w:w="1728"/>
+            <w:shd w:fill="FFFFFF"/>
+            <w:tcMar>
+              <w:top w:w="80" w:type="dxa"/>
+              <w:bottom w:w="80" w:type="dxa"/>
+              <w:left w:w="150" w:type="dxa"/>
+              <w:right w:w="150" w:type="dxa"/>
+            </w:tcMar>
+          </w:tcPr>
+          <w:p>
+            <w:r>
+              <w:rPr>
+                <w:sz w:val="19"/>
+              </w:rPr>
+              <w:t>0 PYQs</w:t>
+            </w:r>
+          </w:p>
+        </w:tc>
+        <w:tc>
+          <w:tcPr>
+            <w:tcW w:type="dxa" w:w="1872"/>
+            <w:shd w:fill="FFFFFF"/>
+            <w:tcMar>
+              <w:top w:w="80" w:type="dxa"/>
+              <w:bottom w:w="80" w:type="dxa"/>
+              <w:left w:w="150" w:type="dxa"/>
+              <w:right w:w="150" w:type="dxa"/>
+            </w:tcMar>
+          </w:tcPr>
+          <w:p>
+            <w:r>
+              <w:rPr>
+                <w:color w:val="718096"/>
+                <w:sz w:val="19"/>
+              </w:rPr>
+              <w:t>Central Tendency</w:t>
             </w:r>
           </w:p>
         </w:tc>
@@ -311,6 +398,98 @@
           </w:p>
         </w:tc>
       </w:tr>
+      <w:tr>
+        <w:tc>
+          <w:tcPr>
+            <w:tcW w:type="dxa" w:w="3600"/>
+            <w:shd w:fill="F7FAFC"/>
+            <w:tcMar>
+              <w:top w:w="100" w:type="dxa"/>
+              <w:bottom w:w="100" w:type="dxa"/>
+              <w:left w:w="150" w:type="dxa"/>
+              <w:right w:w="150" w:type="dxa"/>
+            </w:tcMar>
+          </w:tcPr>
+          <w:p>
+            <w:r>
+              <w:rPr>
+                <w:b/>
+                <w:color w:val="1A365D"/>
+                <w:sz w:val="19"/>
+              </w:rPr>
+              <w:t>Mean, Variance &amp; Standard Deviation</w:t>
+            </w:r>
+          </w:p>
+        </w:tc>
+        <w:tc>
+          <w:tcPr>
+            <w:tcW w:type="dxa" w:w="6480"/>
+            <w:shd w:fill="F7FAFC"/>
+            <w:tcMar>
+              <w:top w:w="100" w:type="dxa"/>
+              <w:bottom w:w="100" w:type="dxa"/>
+              <w:left w:w="150" w:type="dxa"/>
+              <w:right w:w="150" w:type="dxa"/>
+            </w:tcMar>
+          </w:tcPr>
+          <w:p>
+            <w:r>
+              <w:rPr>
+                <w:rFonts w:ascii="Cambria Math" w:hAnsi="Cambria Math"/>
+                <w:color w:val="2D3748"/>
+                <w:sz w:val="19"/>
+              </w:rPr>
+              <w:t>\bar{x} = \frac{\Sigma x_i}{n}, \quad \sigma^2 = \frac{\Sigma x_i^2}{n} - (\bar{x})^2, \quad \sigma = \sqrt{\text{Variance}}, \quad \text{CV} = \frac{\sigma}{\bar{x}} \times 100</w:t>
+            </w:r>
+          </w:p>
+        </w:tc>
+      </w:tr>
+      <w:tr>
+        <w:tc>
+          <w:tcPr>
+            <w:tcW w:type="dxa" w:w="3600"/>
+            <w:shd w:fill="FFFFFF"/>
+            <w:tcMar>
+              <w:top w:w="100" w:type="dxa"/>
+              <w:bottom w:w="100" w:type="dxa"/>
+              <w:left w:w="150" w:type="dxa"/>
+              <w:right w:w="150" w:type="dxa"/>
+            </w:tcMar>
+          </w:tcPr>
+          <w:p>
+            <w:r>
+              <w:rPr>
+                <w:b/>
+                <w:color w:val="1A365D"/>
+                <w:sz w:val="19"/>
+              </w:rPr>
+              <w:t>Measures of Central Tendency &amp; Median</w:t>
+            </w:r>
+          </w:p>
+        </w:tc>
+        <w:tc>
+          <w:tcPr>
+            <w:tcW w:type="dxa" w:w="6480"/>
+            <w:shd w:fill="FFFFFF"/>
+            <w:tcMar>
+              <w:top w:w="100" w:type="dxa"/>
+              <w:bottom w:w="100" w:type="dxa"/>
+              <w:left w:w="150" w:type="dxa"/>
+              <w:right w:w="150" w:type="dxa"/>
+            </w:tcMar>
+          </w:tcPr>
+          <w:p>
+            <w:r>
+              <w:rPr>
+                <w:rFonts w:ascii="Cambria Math" w:hAnsi="Cambria Math"/>
+                <w:color w:val="2D3748"/>
+                <w:sz w:val="19"/>
+              </w:rPr>
+              <w:t>\text{Empirical: } \text{Mode} \approx 3\text{Median} - 2\text{Mean}, \quad \text{Median} = l + \left(\frac{N/2 - CF}{f}\right)h</w:t>
+            </w:r>
+          </w:p>
+        </w:tc>
+      </w:tr>
     </w:tbl>
     <w:p>
       <w:pPr>
@@ -338,7 +517,7 @@
           <w:color w:val="2B6CB0"/>
           <w:sz w:val="24"/>
         </w:rPr>
-        <w:t>3.1 Kcet Statistics - Core Application (High Yield — 10 PYQs)</w:t>
+        <w:t>3.1 Mean, Variance &amp; Standard Deviation (High Yield — 10 PYQs)</w:t>
       </w:r>
     </w:p>
     <w:p>
@@ -353,7 +532,7 @@
         <w:rPr>
           <w:sz w:val="20"/>
         </w:rPr>
-        <w:t>Key problem pattern in Kcet Statistics.</w:t>
+        <w:t>Measures of central tendency, variance calculation using mean of squares minus square of mean, and dispersion scaling.</w:t>
       </w:r>
     </w:p>
     <w:tbl>
@@ -391,7 +570,7 @@
                 <w:color w:val="2D3748"/>
                 <w:sz w:val="19"/>
               </w:rPr>
-              <w:t>Watch for algebraic and sign errors.</w:t>
+              <w:t>Adding a constant c to every observation changes the mean (bar(x)' = bar(x) + c), but leaves the VARIANCE completely UNCHANGED (σ'^2 = σ^2).</w:t>
             </w:r>
           </w:p>
         </w:tc>
@@ -432,7 +611,7 @@
                 <w:color w:val="2D3748"/>
                 <w:sz w:val="19"/>
               </w:rPr>
-              <w:t>Verify dimensions and boundary conditions.</w:t>
+              <w:t>If every observation is multiplied by k: new mean = kbar(x), new standard deviation = |k|σ, and new variance = k^2σ^2.</w:t>
             </w:r>
           </w:p>
         </w:tc>
@@ -522,6 +701,187 @@
           <w:sz w:val="18"/>
         </w:rPr>
         <w:t xml:space="preserve">"Let a,b,c,d and e be the observations with mean m and standard deviation S . The standard deviation of the observations a+k , $b+k..."  </w:t>
+      </w:r>
+      <w:r>
+        <w:rPr>
+          <w:b/>
+          <w:color w:val="2B6CB0"/>
+          <w:sz w:val="18"/>
+        </w:rPr>
+        <w:t>[Ans: N/A]</w:t>
+      </w:r>
+    </w:p>
+    <w:p>
+      <w:pPr>
+        <w:spacing w:after="120"/>
+      </w:pPr>
+    </w:p>
+    <w:p>
+      <w:pPr>
+        <w:pStyle w:val="Heading2"/>
+      </w:pPr>
+      <w:r>
+        <w:rPr>
+          <w:color w:val="2B6CB0"/>
+          <w:sz w:val="24"/>
+        </w:rPr>
+        <w:t>3.2 Measures of Central Tendency &amp; Median (Standard Yield — 0 PYQs)</w:t>
+      </w:r>
+    </w:p>
+    <w:p>
+      <w:r>
+        <w:rPr>
+          <w:b/>
+          <w:sz w:val="20"/>
+        </w:rPr>
+        <w:t xml:space="preserve">Core Principle: </w:t>
+      </w:r>
+      <w:r>
+        <w:rPr>
+          <w:sz w:val="20"/>
+        </w:rPr>
+        <w:t>Computation of median and mode for discrete and continuous distributions, and Pearson empirical relationship.</w:t>
+      </w:r>
+    </w:p>
+    <w:tbl>
+      <w:tblPr>
+        <w:tblW w:type="auto" w:w="0"/>
+        <w:jc w:val="center"/>
+        <w:tblLook w:firstColumn="1" w:firstRow="1" w:lastColumn="0" w:lastRow="0" w:noHBand="0" w:noVBand="1" w:val="04A0"/>
+      </w:tblPr>
+      <w:tblGrid>
+        <w:gridCol w:w="10080"/>
+      </w:tblGrid>
+      <w:tr>
+        <w:tc>
+          <w:tcPr>
+            <w:tcW w:type="dxa" w:w="10080"/>
+            <w:shd w:fill="FFF5F5"/>
+            <w:tcMar>
+              <w:top w:w="100" w:type="dxa"/>
+              <w:bottom w:w="100" w:type="dxa"/>
+              <w:left w:w="150" w:type="dxa"/>
+              <w:right w:w="150" w:type="dxa"/>
+            </w:tcMar>
+          </w:tcPr>
+          <w:p>
+            <w:r>
+              <w:rPr>
+                <w:b/>
+                <w:color w:val="C53030"/>
+                <w:sz w:val="19"/>
+              </w:rPr>
+              <w:t xml:space="preserve">⚠️ Common Trap / JEE Pitfall: </w:t>
+            </w:r>
+            <w:r>
+              <w:rPr>
+                <w:color w:val="2D3748"/>
+                <w:sz w:val="19"/>
+              </w:rPr>
+              <w:t>Sum of absolute deviations is minimum when taken about the MEDIAN (Σ |x_i - M| = min), whereas sum of squared deviations is minimum about the MEAN (Σ (x_i - bar(x))^2 = min).</w:t>
+            </w:r>
+          </w:p>
+        </w:tc>
+      </w:tr>
+    </w:tbl>
+    <w:tbl>
+      <w:tblPr>
+        <w:tblW w:type="auto" w:w="0"/>
+        <w:jc w:val="center"/>
+        <w:tblLook w:firstColumn="1" w:firstRow="1" w:lastColumn="0" w:lastRow="0" w:noHBand="0" w:noVBand="1" w:val="04A0"/>
+      </w:tblPr>
+      <w:tblGrid>
+        <w:gridCol w:w="10080"/>
+      </w:tblGrid>
+      <w:tr>
+        <w:tc>
+          <w:tcPr>
+            <w:tcW w:type="dxa" w:w="10080"/>
+            <w:shd w:fill="F0FFF4"/>
+            <w:tcMar>
+              <w:top w:w="100" w:type="dxa"/>
+              <w:bottom w:w="100" w:type="dxa"/>
+              <w:left w:w="150" w:type="dxa"/>
+              <w:right w:w="150" w:type="dxa"/>
+            </w:tcMar>
+          </w:tcPr>
+          <w:p>
+            <w:r>
+              <w:rPr>
+                <w:b/>
+                <w:color w:val="276749"/>
+                <w:sz w:val="19"/>
+              </w:rPr>
+              <w:t xml:space="preserve">💡 Speed Hack / Trick: </w:t>
+            </w:r>
+            <w:r>
+              <w:rPr>
+                <w:color w:val="2D3748"/>
+                <w:sz w:val="19"/>
+              </w:rPr>
+              <w:t>Mean is heavily sensitive to extreme outlier values, while Median is robust against outliers.</w:t>
+            </w:r>
+          </w:p>
+        </w:tc>
+      </w:tr>
+    </w:tbl>
+    <w:p>
+      <w:pPr>
+        <w:spacing w:before="120" w:after="40"/>
+      </w:pPr>
+      <w:r>
+        <w:rPr>
+          <w:b/>
+          <w:color w:val="1A365D"/>
+          <w:sz w:val="19"/>
+        </w:rPr>
+        <w:t>Source PYQs testing this concept:</w:t>
+      </w:r>
+    </w:p>
+    <w:p>
+      <w:pPr>
+        <w:pStyle w:val="ListBullet"/>
+        <w:spacing w:after="40"/>
+      </w:pPr>
+      <w:r>
+        <w:rPr>
+          <w:b/>
+          <w:sz w:val="18"/>
+        </w:rPr>
+        <w:t xml:space="preserve">[2026 Shift] Q#1 (MCQ): </w:t>
+      </w:r>
+      <w:r>
+        <w:rPr>
+          <w:sz w:val="18"/>
+        </w:rPr>
+        <w:t xml:space="preserve">"The mean and standard deviation of 100 items are 50 and 4 , respectively then the sum of all squares of the items is..."  </w:t>
+      </w:r>
+      <w:r>
+        <w:rPr>
+          <w:b/>
+          <w:color w:val="2B6CB0"/>
+          <w:sz w:val="18"/>
+        </w:rPr>
+        <w:t>[Ans: N/A]</w:t>
+      </w:r>
+    </w:p>
+    <w:p>
+      <w:pPr>
+        <w:pStyle w:val="ListBullet"/>
+        <w:spacing w:after="40"/>
+      </w:pPr>
+      <w:r>
+        <w:rPr>
+          <w:b/>
+          <w:sz w:val="18"/>
+        </w:rPr>
+        <w:t xml:space="preserve">[2025 Shift] Q#2 (MCQ): </w:t>
+      </w:r>
+      <w:r>
+        <w:rPr>
+          <w:sz w:val="18"/>
+        </w:rPr>
+        <w:t xml:space="preserve">"The mean deviation about the mean for the date 4,7,8,9,10,12,13,17 is..."  </w:t>
       </w:r>
       <w:r>
         <w:rPr>

--- a/data/exports/kcet-statistics_revision_notes.docx
+++ b/data/exports/kcet-statistics_revision_notes.docx
@@ -13,7 +13,7 @@
           <w:color w:val="1A365D"/>
           <w:sz w:val="44"/>
         </w:rPr>
-        <w:t>JEE MAIN REVISION MASTER: STATISTICS 2026 1 QUESTIONS 1.67% WEIGHTAGE</w:t>
+        <w:t>JEE MAIN REVISION MASTER: STATISTICS</w:t>
       </w:r>
     </w:p>
     <w:p>

--- a/data/exports/kcet-statistics_revision_notes.docx
+++ b/data/exports/kcet-statistics_revision_notes.docx
@@ -189,7 +189,7 @@
                 <w:color w:val="2D3748"/>
                 <w:sz w:val="19"/>
               </w:rPr>
-              <w:t>Mean, Variance &amp; Standard Deviation</w:t>
+              <w:t>Mean, Variance, Standard Deviation &amp; Coefficient of Variation</w:t>
             </w:r>
           </w:p>
         </w:tc>
@@ -230,94 +230,7 @@
                 <w:color w:val="718096"/>
                 <w:sz w:val="19"/>
               </w:rPr>
-              <w:t>Dispersion</w:t>
-            </w:r>
-          </w:p>
-        </w:tc>
-      </w:tr>
-      <w:tr>
-        <w:tc>
-          <w:tcPr>
-            <w:tcW w:type="dxa" w:w="2160"/>
-            <w:shd w:fill="FFFFFF"/>
-            <w:tcMar>
-              <w:top w:w="80" w:type="dxa"/>
-              <w:bottom w:w="80" w:type="dxa"/>
-              <w:left w:w="150" w:type="dxa"/>
-              <w:right w:w="150" w:type="dxa"/>
-            </w:tcMar>
-          </w:tcPr>
-          <w:p>
-            <w:r>
-              <w:rPr>
-                <w:b/>
-                <w:color w:val="718096"/>
-                <w:sz w:val="19"/>
-              </w:rPr>
-              <w:t>Standard</w:t>
-            </w:r>
-          </w:p>
-        </w:tc>
-        <w:tc>
-          <w:tcPr>
-            <w:tcW w:type="dxa" w:w="4320"/>
-            <w:shd w:fill="FFFFFF"/>
-            <w:tcMar>
-              <w:top w:w="80" w:type="dxa"/>
-              <w:bottom w:w="80" w:type="dxa"/>
-              <w:left w:w="150" w:type="dxa"/>
-              <w:right w:w="150" w:type="dxa"/>
-            </w:tcMar>
-          </w:tcPr>
-          <w:p>
-            <w:r>
-              <w:rPr>
-                <w:b/>
-                <w:color w:val="2D3748"/>
-                <w:sz w:val="19"/>
-              </w:rPr>
-              <w:t>Measures of Central Tendency &amp; Median</w:t>
-            </w:r>
-          </w:p>
-        </w:tc>
-        <w:tc>
-          <w:tcPr>
-            <w:tcW w:type="dxa" w:w="1728"/>
-            <w:shd w:fill="FFFFFF"/>
-            <w:tcMar>
-              <w:top w:w="80" w:type="dxa"/>
-              <w:bottom w:w="80" w:type="dxa"/>
-              <w:left w:w="150" w:type="dxa"/>
-              <w:right w:w="150" w:type="dxa"/>
-            </w:tcMar>
-          </w:tcPr>
-          <w:p>
-            <w:r>
-              <w:rPr>
-                <w:sz w:val="19"/>
-              </w:rPr>
-              <w:t>0 PYQs</w:t>
-            </w:r>
-          </w:p>
-        </w:tc>
-        <w:tc>
-          <w:tcPr>
-            <w:tcW w:type="dxa" w:w="1872"/>
-            <w:shd w:fill="FFFFFF"/>
-            <w:tcMar>
-              <w:top w:w="80" w:type="dxa"/>
-              <w:bottom w:w="80" w:type="dxa"/>
-              <w:left w:w="150" w:type="dxa"/>
-              <w:right w:w="150" w:type="dxa"/>
-            </w:tcMar>
-          </w:tcPr>
-          <w:p>
-            <w:r>
-              <w:rPr>
-                <w:color w:val="718096"/>
-                <w:sz w:val="19"/>
-              </w:rPr>
-              <w:t>Central Tendency</w:t>
+              <w:t>Statistics</w:t>
             </w:r>
           </w:p>
         </w:tc>
@@ -417,7 +330,7 @@
                 <w:color w:val="1A365D"/>
                 <w:sz w:val="19"/>
               </w:rPr>
-              <w:t>Mean, Variance &amp; Standard Deviation</w:t>
+              <w:t>Mean, Variance, Standard Deviation &amp; Coefficient of Variation</w:t>
             </w:r>
           </w:p>
         </w:tc>
@@ -439,53 +352,7 @@
                 <w:color w:val="2D3748"/>
                 <w:sz w:val="19"/>
               </w:rPr>
-              <w:t>\bar{x} = \frac{\Sigma x_i}{n}, \quad \sigma^2 = \frac{\Sigma x_i^2}{n} - (\bar{x})^2, \quad \sigma = \sqrt{\text{Variance}}, \quad \text{CV} = \frac{\sigma}{\bar{x}} \times 100</w:t>
-            </w:r>
-          </w:p>
-        </w:tc>
-      </w:tr>
-      <w:tr>
-        <w:tc>
-          <w:tcPr>
-            <w:tcW w:type="dxa" w:w="3600"/>
-            <w:shd w:fill="FFFFFF"/>
-            <w:tcMar>
-              <w:top w:w="100" w:type="dxa"/>
-              <w:bottom w:w="100" w:type="dxa"/>
-              <w:left w:w="150" w:type="dxa"/>
-              <w:right w:w="150" w:type="dxa"/>
-            </w:tcMar>
-          </w:tcPr>
-          <w:p>
-            <w:r>
-              <w:rPr>
-                <w:b/>
-                <w:color w:val="1A365D"/>
-                <w:sz w:val="19"/>
-              </w:rPr>
-              <w:t>Measures of Central Tendency &amp; Median</w:t>
-            </w:r>
-          </w:p>
-        </w:tc>
-        <w:tc>
-          <w:tcPr>
-            <w:tcW w:type="dxa" w:w="6480"/>
-            <w:shd w:fill="FFFFFF"/>
-            <w:tcMar>
-              <w:top w:w="100" w:type="dxa"/>
-              <w:bottom w:w="100" w:type="dxa"/>
-              <w:left w:w="150" w:type="dxa"/>
-              <w:right w:w="150" w:type="dxa"/>
-            </w:tcMar>
-          </w:tcPr>
-          <w:p>
-            <w:r>
-              <w:rPr>
-                <w:rFonts w:ascii="Cambria Math" w:hAnsi="Cambria Math"/>
-                <w:color w:val="2D3748"/>
-                <w:sz w:val="19"/>
-              </w:rPr>
-              <w:t>\text{Empirical: } \text{Mode} \approx 3\text{Median} - 2\text{Mean}, \quad \text{Median} = l + \left(\frac{N/2 - CF}{f}\right)h</w:t>
+              <w:t>\sigma^2 = \frac{\sum x_i^2}{n} - (\bar{x})^2, \quad \text{New Variance after } \times k = k^2 \sigma^2, \quad \text{C.V.} = \frac{\sigma}{\bar{x}} \times 100</w:t>
             </w:r>
           </w:p>
         </w:tc>
@@ -517,7 +384,7 @@
           <w:color w:val="2B6CB0"/>
           <w:sz w:val="24"/>
         </w:rPr>
-        <w:t>3.1 Mean, Variance &amp; Standard Deviation (High Yield — 10 PYQs)</w:t>
+        <w:t>3.1 Mean, Variance, Standard Deviation &amp; Coefficient of Variation (High Yield — 10 PYQs)</w:t>
       </w:r>
     </w:p>
     <w:p>
@@ -532,7 +399,7 @@
         <w:rPr>
           <w:sz w:val="20"/>
         </w:rPr>
-        <w:t>Measures of central tendency, variance calculation using mean of squares minus square of mean, and dispersion scaling.</w:t>
+        <w:t>Variance σ^2 = (∑ x_i^2 / n) - (bar(x))^2. Standard deviation σ = √(Variance). Coefficient of variation C.V. = \fracσbar(x) × 100 (measures relative variability; series with smaller C.V. is more consistent). Shift of origin: Adding/subtracting a constant k to each observation changes mean by ± k, but leaves variance and standard deviation completely UNCHANGED. Change of scale: Multiplying each observation by k multiplies mean by k, standard deviation by |k|, and variance by k^2.</w:t>
       </w:r>
     </w:p>
     <w:tbl>
@@ -570,7 +437,7 @@
                 <w:color w:val="2D3748"/>
                 <w:sz w:val="19"/>
               </w:rPr>
-              <w:t>Adding a constant c to every observation changes the mean (bar(x)' = bar(x) + c), but leaves the VARIANCE completely UNCHANGED (σ'^2 = σ^2).</w:t>
+              <w:t>Adding or subtracting a number to all observations has ZERO effect on standard deviation and variance!</w:t>
             </w:r>
           </w:p>
         </w:tc>
@@ -611,7 +478,7 @@
                 <w:color w:val="2D3748"/>
                 <w:sz w:val="19"/>
               </w:rPr>
-              <w:t>If every observation is multiplied by k: new mean = kbar(x), new standard deviation = |k|σ, and new variance = k^2σ^2.</w:t>
+              <w:t>Variance of first n natural numbers: σ^2 = (n^2 - 1 / 12). A classic 5-second question in KCET.</w:t>
             </w:r>
           </w:p>
         </w:tc>
@@ -701,187 +568,6 @@
           <w:sz w:val="18"/>
         </w:rPr>
         <w:t xml:space="preserve">"Let a,b,c,d and e be the observations with mean m and standard deviation S . The standard deviation of the observations a+k , $b+k..."  </w:t>
-      </w:r>
-      <w:r>
-        <w:rPr>
-          <w:b/>
-          <w:color w:val="2B6CB0"/>
-          <w:sz w:val="18"/>
-        </w:rPr>
-        <w:t>[Ans: N/A]</w:t>
-      </w:r>
-    </w:p>
-    <w:p>
-      <w:pPr>
-        <w:spacing w:after="120"/>
-      </w:pPr>
-    </w:p>
-    <w:p>
-      <w:pPr>
-        <w:pStyle w:val="Heading2"/>
-      </w:pPr>
-      <w:r>
-        <w:rPr>
-          <w:color w:val="2B6CB0"/>
-          <w:sz w:val="24"/>
-        </w:rPr>
-        <w:t>3.2 Measures of Central Tendency &amp; Median (Standard Yield — 0 PYQs)</w:t>
-      </w:r>
-    </w:p>
-    <w:p>
-      <w:r>
-        <w:rPr>
-          <w:b/>
-          <w:sz w:val="20"/>
-        </w:rPr>
-        <w:t xml:space="preserve">Core Principle: </w:t>
-      </w:r>
-      <w:r>
-        <w:rPr>
-          <w:sz w:val="20"/>
-        </w:rPr>
-        <w:t>Computation of median and mode for discrete and continuous distributions, and Pearson empirical relationship.</w:t>
-      </w:r>
-    </w:p>
-    <w:tbl>
-      <w:tblPr>
-        <w:tblW w:type="auto" w:w="0"/>
-        <w:jc w:val="center"/>
-        <w:tblLook w:firstColumn="1" w:firstRow="1" w:lastColumn="0" w:lastRow="0" w:noHBand="0" w:noVBand="1" w:val="04A0"/>
-      </w:tblPr>
-      <w:tblGrid>
-        <w:gridCol w:w="10080"/>
-      </w:tblGrid>
-      <w:tr>
-        <w:tc>
-          <w:tcPr>
-            <w:tcW w:type="dxa" w:w="10080"/>
-            <w:shd w:fill="FFF5F5"/>
-            <w:tcMar>
-              <w:top w:w="100" w:type="dxa"/>
-              <w:bottom w:w="100" w:type="dxa"/>
-              <w:left w:w="150" w:type="dxa"/>
-              <w:right w:w="150" w:type="dxa"/>
-            </w:tcMar>
-          </w:tcPr>
-          <w:p>
-            <w:r>
-              <w:rPr>
-                <w:b/>
-                <w:color w:val="C53030"/>
-                <w:sz w:val="19"/>
-              </w:rPr>
-              <w:t xml:space="preserve">⚠️ Common Trap / JEE Pitfall: </w:t>
-            </w:r>
-            <w:r>
-              <w:rPr>
-                <w:color w:val="2D3748"/>
-                <w:sz w:val="19"/>
-              </w:rPr>
-              <w:t>Sum of absolute deviations is minimum when taken about the MEDIAN (Σ |x_i - M| = min), whereas sum of squared deviations is minimum about the MEAN (Σ (x_i - bar(x))^2 = min).</w:t>
-            </w:r>
-          </w:p>
-        </w:tc>
-      </w:tr>
-    </w:tbl>
-    <w:tbl>
-      <w:tblPr>
-        <w:tblW w:type="auto" w:w="0"/>
-        <w:jc w:val="center"/>
-        <w:tblLook w:firstColumn="1" w:firstRow="1" w:lastColumn="0" w:lastRow="0" w:noHBand="0" w:noVBand="1" w:val="04A0"/>
-      </w:tblPr>
-      <w:tblGrid>
-        <w:gridCol w:w="10080"/>
-      </w:tblGrid>
-      <w:tr>
-        <w:tc>
-          <w:tcPr>
-            <w:tcW w:type="dxa" w:w="10080"/>
-            <w:shd w:fill="F0FFF4"/>
-            <w:tcMar>
-              <w:top w:w="100" w:type="dxa"/>
-              <w:bottom w:w="100" w:type="dxa"/>
-              <w:left w:w="150" w:type="dxa"/>
-              <w:right w:w="150" w:type="dxa"/>
-            </w:tcMar>
-          </w:tcPr>
-          <w:p>
-            <w:r>
-              <w:rPr>
-                <w:b/>
-                <w:color w:val="276749"/>
-                <w:sz w:val="19"/>
-              </w:rPr>
-              <w:t xml:space="preserve">💡 Speed Hack / Trick: </w:t>
-            </w:r>
-            <w:r>
-              <w:rPr>
-                <w:color w:val="2D3748"/>
-                <w:sz w:val="19"/>
-              </w:rPr>
-              <w:t>Mean is heavily sensitive to extreme outlier values, while Median is robust against outliers.</w:t>
-            </w:r>
-          </w:p>
-        </w:tc>
-      </w:tr>
-    </w:tbl>
-    <w:p>
-      <w:pPr>
-        <w:spacing w:before="120" w:after="40"/>
-      </w:pPr>
-      <w:r>
-        <w:rPr>
-          <w:b/>
-          <w:color w:val="1A365D"/>
-          <w:sz w:val="19"/>
-        </w:rPr>
-        <w:t>Source PYQs testing this concept:</w:t>
-      </w:r>
-    </w:p>
-    <w:p>
-      <w:pPr>
-        <w:pStyle w:val="ListBullet"/>
-        <w:spacing w:after="40"/>
-      </w:pPr>
-      <w:r>
-        <w:rPr>
-          <w:b/>
-          <w:sz w:val="18"/>
-        </w:rPr>
-        <w:t xml:space="preserve">[2026 Shift] Q#1 (MCQ): </w:t>
-      </w:r>
-      <w:r>
-        <w:rPr>
-          <w:sz w:val="18"/>
-        </w:rPr>
-        <w:t xml:space="preserve">"The mean and standard deviation of 100 items are 50 and 4 , respectively then the sum of all squares of the items is..."  </w:t>
-      </w:r>
-      <w:r>
-        <w:rPr>
-          <w:b/>
-          <w:color w:val="2B6CB0"/>
-          <w:sz w:val="18"/>
-        </w:rPr>
-        <w:t>[Ans: N/A]</w:t>
-      </w:r>
-    </w:p>
-    <w:p>
-      <w:pPr>
-        <w:pStyle w:val="ListBullet"/>
-        <w:spacing w:after="40"/>
-      </w:pPr>
-      <w:r>
-        <w:rPr>
-          <w:b/>
-          <w:sz w:val="18"/>
-        </w:rPr>
-        <w:t xml:space="preserve">[2025 Shift] Q#2 (MCQ): </w:t>
-      </w:r>
-      <w:r>
-        <w:rPr>
-          <w:sz w:val="18"/>
-        </w:rPr>
-        <w:t xml:space="preserve">"The mean deviation about the mean for the date 4,7,8,9,10,12,13,17 is..."  </w:t>
       </w:r>
       <w:r>
         <w:rPr>
